--- a/Luis/AnglarNode/Luis Veliz.docx
+++ b/Luis/AnglarNode/Luis Veliz.docx
@@ -20,18 +20,8 @@
           <w:sz w:val="72"/>
           <w:szCs w:val="24"/>
         </w:rPr>
-        <w:t xml:space="preserve">Luis </w:t>
-      </w:r>
-      <w:proofErr w:type="spellStart"/>
-      <w:r>
-        <w:rPr>
-          <w:rFonts w:ascii="Stencil" w:eastAsia="Times New Roman" w:hAnsi="Stencil" w:cs="Arial"/>
-          <w:sz w:val="72"/>
-          <w:szCs w:val="24"/>
-        </w:rPr>
-        <w:t>Veliz</w:t>
-      </w:r>
-      <w:proofErr w:type="spellEnd"/>
+        <w:t>Luis Veliz</w:t>
+      </w:r>
     </w:p>
     <w:tbl>
       <w:tblPr>
@@ -73,66 +63,13 @@
             <w:r>
               <w:rPr>
                 <w:rFonts w:ascii="Times New Roman" w:eastAsia="Times New Roman" w:hAnsi="Times New Roman" w:cs="Times New Roman"/>
-                <w:b w:val="0"/>
                 <w:sz w:val="20"/>
                 <w:szCs w:val="24"/>
               </w:rPr>
-              <w:t>Los Angeles</w:t>
+              <w:t>Los Angeles, California, USA | luis.v.dev@outlook.com | https://www.linkedin.com/in/luis-veliz-8681513a4/ | +1 (305) 7070624</w:t>
             </w:r>
-            <w:r>
-              <w:rPr>
-                <w:rFonts w:ascii="Times New Roman" w:eastAsia="Times New Roman" w:hAnsi="Times New Roman" w:cs="Times New Roman"/>
-                <w:b w:val="0"/>
-                <w:sz w:val="20"/>
-                <w:szCs w:val="24"/>
-              </w:rPr>
-              <w:t xml:space="preserve">, California, USA | </w:t>
-            </w:r>
-            <w:r>
-              <w:rPr>
-                <w:rFonts w:ascii="Times New Roman" w:eastAsia="Times New Roman" w:hAnsi="Times New Roman" w:cs="Times New Roman"/>
-                <w:b w:val="0"/>
-                <w:sz w:val="20"/>
-                <w:szCs w:val="24"/>
-              </w:rPr>
-              <w:t>luis.v.dev@outlook.com</w:t>
-            </w:r>
-            <w:r>
-              <w:rPr>
-                <w:rFonts w:ascii="Times New Roman" w:eastAsia="Times New Roman" w:hAnsi="Times New Roman" w:cs="Times New Roman"/>
-                <w:b w:val="0"/>
-                <w:sz w:val="20"/>
-                <w:szCs w:val="24"/>
-              </w:rPr>
-              <w:t xml:space="preserve"> | </w:t>
-            </w:r>
-            <w:r>
-              <w:rPr>
-                <w:rFonts w:ascii="Times New Roman" w:eastAsia="Times New Roman" w:hAnsi="Times New Roman" w:cs="Times New Roman"/>
-                <w:b w:val="0"/>
-                <w:sz w:val="20"/>
-                <w:szCs w:val="24"/>
-              </w:rPr>
-              <w:t xml:space="preserve">https://www.linkedin.com/in/luis-veliz-8681513a4/ </w:t>
-            </w:r>
-            <w:r>
-              <w:rPr>
-                <w:rFonts w:ascii="Times New Roman" w:eastAsia="Times New Roman" w:hAnsi="Times New Roman" w:cs="Times New Roman"/>
-                <w:b w:val="0"/>
-                <w:sz w:val="20"/>
-                <w:szCs w:val="24"/>
-              </w:rPr>
-              <w:t xml:space="preserve">| </w:t>
-            </w:r>
-            <w:r>
-              <w:rPr>
-                <w:rFonts w:ascii="Times New Roman" w:eastAsia="Times New Roman" w:hAnsi="Times New Roman" w:cs="Times New Roman"/>
-                <w:b w:val="0"/>
-                <w:sz w:val="20"/>
-                <w:szCs w:val="24"/>
-              </w:rPr>
-              <w:t>+1 (305) 606 4408</w:t>
-            </w:r>
+            <w:bookmarkStart w:id="0" w:name="_GoBack"/>
+            <w:bookmarkEnd w:id="0"/>
           </w:p>
         </w:tc>
       </w:tr>
@@ -171,7 +108,6 @@
           <w:sz w:val="16"/>
         </w:rPr>
       </w:pPr>
-      <w:proofErr w:type="gramStart"/>
       <w:r>
         <w:rPr>
           <w:rStyle w:val="Strong"/>
@@ -222,35 +158,7 @@
         <w:rPr>
           <w:sz w:val="20"/>
         </w:rPr>
-        <w:t xml:space="preserve"> </w:t>
-      </w:r>
-      <w:proofErr w:type="spellStart"/>
-      <w:r>
-        <w:rPr>
-          <w:sz w:val="20"/>
-        </w:rPr>
-        <w:t>backends</w:t>
-      </w:r>
-      <w:proofErr w:type="spellEnd"/>
-      <w:r>
-        <w:rPr>
-          <w:sz w:val="20"/>
-        </w:rPr>
-        <w:t xml:space="preserve"> for high-traffic, customer-facing products.</w:t>
-      </w:r>
-      <w:proofErr w:type="gramEnd"/>
-      <w:r>
-        <w:rPr>
-          <w:sz w:val="20"/>
-        </w:rPr>
-        <w:t xml:space="preserve"> </w:t>
-      </w:r>
-      <w:proofErr w:type="gramStart"/>
-      <w:r>
-        <w:rPr>
-          <w:sz w:val="20"/>
-        </w:rPr>
-        <w:t xml:space="preserve">Strong in </w:t>
+        <w:t xml:space="preserve"> backends for high-traffic, customer-facing products. Strong in </w:t>
       </w:r>
       <w:r>
         <w:rPr>
@@ -328,21 +236,7 @@
         <w:rPr>
           <w:sz w:val="20"/>
         </w:rPr>
-        <w:t>.</w:t>
-      </w:r>
-      <w:proofErr w:type="gramEnd"/>
-      <w:r>
-        <w:rPr>
-          <w:sz w:val="20"/>
-        </w:rPr>
-        <w:t xml:space="preserve"> </w:t>
-      </w:r>
-      <w:proofErr w:type="gramStart"/>
-      <w:r>
-        <w:rPr>
-          <w:sz w:val="20"/>
-        </w:rPr>
-        <w:t xml:space="preserve">Known for shipping </w:t>
+        <w:t xml:space="preserve">. Known for shipping </w:t>
       </w:r>
       <w:r>
         <w:rPr>
@@ -383,7 +277,6 @@
         </w:rPr>
         <w:t xml:space="preserve"> systems using </w:t>
       </w:r>
-      <w:proofErr w:type="spellStart"/>
       <w:r>
         <w:rPr>
           <w:rStyle w:val="Strong"/>
@@ -391,7 +284,6 @@
         </w:rPr>
         <w:t>TypeScript</w:t>
       </w:r>
-      <w:proofErr w:type="spellEnd"/>
       <w:r>
         <w:rPr>
           <w:sz w:val="20"/>
@@ -424,7 +316,6 @@
         </w:rPr>
         <w:t xml:space="preserve">, </w:t>
       </w:r>
-      <w:proofErr w:type="spellStart"/>
       <w:r>
         <w:rPr>
           <w:rStyle w:val="Strong"/>
@@ -432,14 +323,12 @@
         </w:rPr>
         <w:t>PostgreSQL</w:t>
       </w:r>
-      <w:proofErr w:type="spellEnd"/>
       <w:r>
         <w:rPr>
           <w:sz w:val="20"/>
         </w:rPr>
         <w:t xml:space="preserve">, </w:t>
       </w:r>
-      <w:proofErr w:type="spellStart"/>
       <w:r>
         <w:rPr>
           <w:rStyle w:val="Strong"/>
@@ -447,7 +336,6 @@
         </w:rPr>
         <w:t>Redis</w:t>
       </w:r>
-      <w:proofErr w:type="spellEnd"/>
       <w:r>
         <w:rPr>
           <w:sz w:val="20"/>
@@ -467,7 +355,6 @@
         </w:rPr>
         <w:t xml:space="preserve">, </w:t>
       </w:r>
-      <w:proofErr w:type="spellStart"/>
       <w:r>
         <w:rPr>
           <w:rStyle w:val="Strong"/>
@@ -475,7 +362,6 @@
         </w:rPr>
         <w:t>Kubernetes</w:t>
       </w:r>
-      <w:proofErr w:type="spellEnd"/>
       <w:r>
         <w:rPr>
           <w:sz w:val="20"/>
@@ -495,7 +381,6 @@
         </w:rPr>
         <w:t xml:space="preserve"> practices.</w:t>
       </w:r>
-      <w:proofErr w:type="gramEnd"/>
     </w:p>
     <w:p>
       <w:pPr>
@@ -574,7 +459,6 @@
         </w:rPr>
         <w:t xml:space="preserve">, </w:t>
       </w:r>
-      <w:proofErr w:type="spellStart"/>
       <w:r>
         <w:rPr>
           <w:rFonts w:ascii="Times New Roman" w:eastAsia="Times New Roman" w:hAnsi="Times New Roman" w:cs="Times New Roman"/>
@@ -585,7 +469,6 @@
         </w:rPr>
         <w:t>TypeScript</w:t>
       </w:r>
-      <w:proofErr w:type="spellEnd"/>
       <w:r>
         <w:rPr>
           <w:rFonts w:ascii="Times New Roman" w:eastAsia="Times New Roman" w:hAnsi="Times New Roman" w:cs="Times New Roman"/>
@@ -674,7 +557,6 @@
         </w:rPr>
         <w:t xml:space="preserve">, </w:t>
       </w:r>
-      <w:proofErr w:type="spellStart"/>
       <w:r>
         <w:rPr>
           <w:rFonts w:ascii="Times New Roman" w:eastAsia="Times New Roman" w:hAnsi="Times New Roman" w:cs="Times New Roman"/>
@@ -685,7 +567,6 @@
         </w:rPr>
         <w:t>TypeScript</w:t>
       </w:r>
-      <w:proofErr w:type="spellEnd"/>
       <w:r>
         <w:rPr>
           <w:rFonts w:ascii="Times New Roman" w:eastAsia="Times New Roman" w:hAnsi="Times New Roman" w:cs="Times New Roman"/>
@@ -710,43 +591,7 @@
           <w:sz w:val="20"/>
           <w:szCs w:val="20"/>
         </w:rPr>
-        <w:t xml:space="preserve"> design, background processing, </w:t>
-      </w:r>
-      <w:proofErr w:type="spellStart"/>
-      <w:r>
-        <w:rPr>
-          <w:rFonts w:ascii="Times New Roman" w:eastAsia="Times New Roman" w:hAnsi="Times New Roman" w:cs="Times New Roman"/>
-          <w:sz w:val="20"/>
-          <w:szCs w:val="20"/>
-        </w:rPr>
-        <w:t>gRPC</w:t>
-      </w:r>
-      <w:proofErr w:type="spellEnd"/>
-      <w:r>
-        <w:rPr>
-          <w:rFonts w:ascii="Times New Roman" w:eastAsia="Times New Roman" w:hAnsi="Times New Roman" w:cs="Times New Roman"/>
-          <w:sz w:val="20"/>
-          <w:szCs w:val="20"/>
-        </w:rPr>
-        <w:t xml:space="preserve">, </w:t>
-      </w:r>
-      <w:proofErr w:type="spellStart"/>
-      <w:r>
-        <w:rPr>
-          <w:rFonts w:ascii="Times New Roman" w:eastAsia="Times New Roman" w:hAnsi="Times New Roman" w:cs="Times New Roman"/>
-          <w:sz w:val="20"/>
-          <w:szCs w:val="20"/>
-        </w:rPr>
-        <w:t>WebSockets</w:t>
-      </w:r>
-      <w:proofErr w:type="spellEnd"/>
-      <w:r>
-        <w:rPr>
-          <w:rFonts w:ascii="Times New Roman" w:eastAsia="Times New Roman" w:hAnsi="Times New Roman" w:cs="Times New Roman"/>
-          <w:sz w:val="20"/>
-          <w:szCs w:val="20"/>
-        </w:rPr>
-        <w:t>, service decomposition, caching stra</w:t>
+        <w:t xml:space="preserve"> design, background processing, gRPC, WebSockets, service decomposition, caching stra</w:t>
       </w:r>
       <w:r>
         <w:rPr>
@@ -790,7 +635,6 @@
         </w:rPr>
         <w:t xml:space="preserve"> — Relational: </w:t>
       </w:r>
-      <w:proofErr w:type="spellStart"/>
       <w:r>
         <w:rPr>
           <w:rFonts w:ascii="Times New Roman" w:eastAsia="Times New Roman" w:hAnsi="Times New Roman" w:cs="Times New Roman"/>
@@ -801,7 +645,6 @@
         </w:rPr>
         <w:t>PostgreSQL</w:t>
       </w:r>
-      <w:proofErr w:type="spellEnd"/>
       <w:r>
         <w:rPr>
           <w:rFonts w:ascii="Times New Roman" w:eastAsia="Times New Roman" w:hAnsi="Times New Roman" w:cs="Times New Roman"/>
@@ -844,27 +687,8 @@
           <w:sz w:val="20"/>
           <w:szCs w:val="20"/>
         </w:rPr>
-        <w:t xml:space="preserve"> | </w:t>
-      </w:r>
-      <w:proofErr w:type="spellStart"/>
-      <w:r>
-        <w:rPr>
-          <w:rFonts w:ascii="Times New Roman" w:eastAsia="Times New Roman" w:hAnsi="Times New Roman" w:cs="Times New Roman"/>
-          <w:sz w:val="20"/>
-          <w:szCs w:val="20"/>
-        </w:rPr>
-        <w:t>NoSQL</w:t>
-      </w:r>
-      <w:proofErr w:type="spellEnd"/>
-      <w:r>
-        <w:rPr>
-          <w:rFonts w:ascii="Times New Roman" w:eastAsia="Times New Roman" w:hAnsi="Times New Roman" w:cs="Times New Roman"/>
-          <w:sz w:val="20"/>
-          <w:szCs w:val="20"/>
-        </w:rPr>
-        <w:t xml:space="preserve">: </w:t>
-      </w:r>
-      <w:proofErr w:type="spellStart"/>
+        <w:t xml:space="preserve"> | NoSQL: </w:t>
+      </w:r>
       <w:r>
         <w:rPr>
           <w:rFonts w:ascii="Times New Roman" w:eastAsia="Times New Roman" w:hAnsi="Times New Roman" w:cs="Times New Roman"/>
@@ -875,7 +699,6 @@
         </w:rPr>
         <w:t>Redis</w:t>
       </w:r>
-      <w:proofErr w:type="spellEnd"/>
       <w:r>
         <w:rPr>
           <w:rFonts w:ascii="Times New Roman" w:eastAsia="Times New Roman" w:hAnsi="Times New Roman" w:cs="Times New Roman"/>
@@ -884,7 +707,6 @@
         </w:rPr>
         <w:t xml:space="preserve">, </w:t>
       </w:r>
-      <w:proofErr w:type="spellStart"/>
       <w:r>
         <w:rPr>
           <w:rFonts w:ascii="Times New Roman" w:eastAsia="Times New Roman" w:hAnsi="Times New Roman" w:cs="Times New Roman"/>
@@ -895,7 +717,6 @@
         </w:rPr>
         <w:t>MongoDB</w:t>
       </w:r>
-      <w:proofErr w:type="spellEnd"/>
       <w:r>
         <w:rPr>
           <w:rFonts w:ascii="Times New Roman" w:eastAsia="Times New Roman" w:hAnsi="Times New Roman" w:cs="Times New Roman"/>
@@ -904,7 +725,6 @@
         </w:rPr>
         <w:t xml:space="preserve">, </w:t>
       </w:r>
-      <w:proofErr w:type="spellStart"/>
       <w:r>
         <w:rPr>
           <w:rFonts w:ascii="Times New Roman" w:eastAsia="Times New Roman" w:hAnsi="Times New Roman" w:cs="Times New Roman"/>
@@ -915,7 +735,6 @@
         </w:rPr>
         <w:t>DynamoDB</w:t>
       </w:r>
-      <w:proofErr w:type="spellEnd"/>
       <w:r>
         <w:rPr>
           <w:rFonts w:ascii="Times New Roman" w:eastAsia="Times New Roman" w:hAnsi="Times New Roman" w:cs="Times New Roman"/>
@@ -960,7 +779,6 @@
         </w:rPr>
         <w:t xml:space="preserve">, </w:t>
       </w:r>
-      <w:proofErr w:type="spellStart"/>
       <w:r>
         <w:rPr>
           <w:rFonts w:ascii="Times New Roman" w:eastAsia="Times New Roman" w:hAnsi="Times New Roman" w:cs="Times New Roman"/>
@@ -971,7 +789,6 @@
         </w:rPr>
         <w:t>RabbitMQ</w:t>
       </w:r>
-      <w:proofErr w:type="spellEnd"/>
       <w:r>
         <w:rPr>
           <w:rFonts w:ascii="Times New Roman" w:eastAsia="Times New Roman" w:hAnsi="Times New Roman" w:cs="Times New Roman"/>
@@ -980,7 +797,6 @@
         </w:rPr>
         <w:t xml:space="preserve"> | Search: </w:t>
       </w:r>
-      <w:proofErr w:type="spellStart"/>
       <w:r>
         <w:rPr>
           <w:rFonts w:ascii="Times New Roman" w:eastAsia="Times New Roman" w:hAnsi="Times New Roman" w:cs="Times New Roman"/>
@@ -991,7 +807,6 @@
         </w:rPr>
         <w:t>Elasticsearch</w:t>
       </w:r>
-      <w:proofErr w:type="spellEnd"/>
       <w:r>
         <w:rPr>
           <w:rFonts w:ascii="Times New Roman" w:eastAsia="Times New Roman" w:hAnsi="Times New Roman" w:cs="Times New Roman"/>
@@ -1036,7 +851,6 @@
         </w:rPr>
         <w:t xml:space="preserve">, </w:t>
       </w:r>
-      <w:proofErr w:type="spellStart"/>
       <w:r>
         <w:rPr>
           <w:rFonts w:ascii="Times New Roman" w:eastAsia="Times New Roman" w:hAnsi="Times New Roman" w:cs="Times New Roman"/>
@@ -1047,7 +861,6 @@
         </w:rPr>
         <w:t>BigQuery</w:t>
       </w:r>
-      <w:proofErr w:type="spellEnd"/>
     </w:p>
     <w:p>
       <w:pPr>
@@ -1072,20 +885,8 @@
           <w:sz w:val="20"/>
           <w:szCs w:val="20"/>
         </w:rPr>
-        <w:t xml:space="preserve">Cloud &amp; </w:t>
-      </w:r>
-      <w:proofErr w:type="spellStart"/>
-      <w:r>
-        <w:rPr>
-          <w:rFonts w:ascii="Times New Roman" w:eastAsia="Times New Roman" w:hAnsi="Times New Roman" w:cs="Times New Roman"/>
-          <w:b/>
-          <w:bCs/>
-          <w:sz w:val="20"/>
-          <w:szCs w:val="20"/>
-        </w:rPr>
-        <w:t>DevOps</w:t>
-      </w:r>
-      <w:proofErr w:type="spellEnd"/>
+        <w:t>Cloud &amp; DevOps</w:t>
+      </w:r>
       <w:r>
         <w:rPr>
           <w:rFonts w:ascii="Times New Roman" w:eastAsia="Times New Roman" w:hAnsi="Times New Roman" w:cs="Times New Roman"/>
@@ -1202,7 +1003,6 @@
         </w:rPr>
         <w:t xml:space="preserve">, </w:t>
       </w:r>
-      <w:proofErr w:type="spellStart"/>
       <w:r>
         <w:rPr>
           <w:rFonts w:ascii="Times New Roman" w:eastAsia="Times New Roman" w:hAnsi="Times New Roman" w:cs="Times New Roman"/>
@@ -1213,7 +1013,6 @@
         </w:rPr>
         <w:t>CloudFront</w:t>
       </w:r>
-      <w:proofErr w:type="spellEnd"/>
       <w:r>
         <w:rPr>
           <w:rFonts w:ascii="Times New Roman" w:eastAsia="Times New Roman" w:hAnsi="Times New Roman" w:cs="Times New Roman"/>
@@ -1240,7 +1039,6 @@
         </w:rPr>
         <w:t xml:space="preserve">, </w:t>
       </w:r>
-      <w:proofErr w:type="spellStart"/>
       <w:r>
         <w:rPr>
           <w:rFonts w:ascii="Times New Roman" w:eastAsia="Times New Roman" w:hAnsi="Times New Roman" w:cs="Times New Roman"/>
@@ -1251,7 +1049,6 @@
         </w:rPr>
         <w:t>DynamoDB</w:t>
       </w:r>
-      <w:proofErr w:type="spellEnd"/>
       <w:r>
         <w:rPr>
           <w:rFonts w:ascii="Times New Roman" w:eastAsia="Times New Roman" w:hAnsi="Times New Roman" w:cs="Times New Roman"/>
@@ -1260,7 +1057,6 @@
         </w:rPr>
         <w:t xml:space="preserve">, </w:t>
       </w:r>
-      <w:proofErr w:type="spellStart"/>
       <w:r>
         <w:rPr>
           <w:rFonts w:ascii="Times New Roman" w:eastAsia="Times New Roman" w:hAnsi="Times New Roman" w:cs="Times New Roman"/>
@@ -1271,7 +1067,6 @@
         </w:rPr>
         <w:t>ElastiCache</w:t>
       </w:r>
-      <w:proofErr w:type="spellEnd"/>
       <w:r>
         <w:rPr>
           <w:rFonts w:ascii="Times New Roman" w:eastAsia="Times New Roman" w:hAnsi="Times New Roman" w:cs="Times New Roman"/>
@@ -1280,7 +1075,6 @@
         </w:rPr>
         <w:t xml:space="preserve">, </w:t>
       </w:r>
-      <w:proofErr w:type="spellStart"/>
       <w:r>
         <w:rPr>
           <w:rFonts w:ascii="Times New Roman" w:eastAsia="Times New Roman" w:hAnsi="Times New Roman" w:cs="Times New Roman"/>
@@ -1291,7 +1085,6 @@
         </w:rPr>
         <w:t>EventBridge</w:t>
       </w:r>
-      <w:proofErr w:type="spellEnd"/>
       <w:r>
         <w:rPr>
           <w:rFonts w:ascii="Times New Roman" w:eastAsia="Times New Roman" w:hAnsi="Times New Roman" w:cs="Times New Roman"/>
@@ -1390,7 +1183,6 @@
         </w:rPr>
         <w:t xml:space="preserve">, Cloud Run, Pub/Sub, Cloud Storage, </w:t>
       </w:r>
-      <w:proofErr w:type="spellStart"/>
       <w:r>
         <w:rPr>
           <w:rFonts w:ascii="Times New Roman" w:eastAsia="Times New Roman" w:hAnsi="Times New Roman" w:cs="Times New Roman"/>
@@ -1401,7 +1193,6 @@
         </w:rPr>
         <w:t>BigQuery</w:t>
       </w:r>
-      <w:proofErr w:type="spellEnd"/>
       <w:r>
         <w:rPr>
           <w:rFonts w:ascii="Times New Roman" w:eastAsia="Times New Roman" w:hAnsi="Times New Roman" w:cs="Times New Roman"/>
@@ -1410,7 +1201,6 @@
         </w:rPr>
         <w:t xml:space="preserve"> | </w:t>
       </w:r>
-      <w:proofErr w:type="spellStart"/>
       <w:r>
         <w:rPr>
           <w:rFonts w:ascii="Times New Roman" w:eastAsia="Times New Roman" w:hAnsi="Times New Roman" w:cs="Times New Roman"/>
@@ -1421,7 +1211,6 @@
         </w:rPr>
         <w:t>Docker</w:t>
       </w:r>
-      <w:proofErr w:type="spellEnd"/>
       <w:r>
         <w:rPr>
           <w:rFonts w:ascii="Times New Roman" w:eastAsia="Times New Roman" w:hAnsi="Times New Roman" w:cs="Times New Roman"/>
@@ -1430,7 +1219,6 @@
         </w:rPr>
         <w:t xml:space="preserve">, </w:t>
       </w:r>
-      <w:proofErr w:type="spellStart"/>
       <w:r>
         <w:rPr>
           <w:rFonts w:ascii="Times New Roman" w:eastAsia="Times New Roman" w:hAnsi="Times New Roman" w:cs="Times New Roman"/>
@@ -1441,152 +1229,31 @@
         </w:rPr>
         <w:t>Kubernetes</w:t>
       </w:r>
-      <w:proofErr w:type="spellEnd"/>
-      <w:r>
-        <w:rPr>
-          <w:rFonts w:ascii="Times New Roman" w:eastAsia="Times New Roman" w:hAnsi="Times New Roman" w:cs="Times New Roman"/>
-          <w:sz w:val="20"/>
-          <w:szCs w:val="20"/>
-        </w:rPr>
-        <w:t xml:space="preserve">, Helm, Argo CD, </w:t>
-      </w:r>
-      <w:proofErr w:type="spellStart"/>
-      <w:r>
-        <w:rPr>
-          <w:rFonts w:ascii="Times New Roman" w:eastAsia="Times New Roman" w:hAnsi="Times New Roman" w:cs="Times New Roman"/>
-          <w:sz w:val="20"/>
-          <w:szCs w:val="20"/>
-        </w:rPr>
-        <w:t>GitOps</w:t>
-      </w:r>
-      <w:proofErr w:type="spellEnd"/>
-      <w:r>
-        <w:rPr>
-          <w:rFonts w:ascii="Times New Roman" w:eastAsia="Times New Roman" w:hAnsi="Times New Roman" w:cs="Times New Roman"/>
-          <w:sz w:val="20"/>
-          <w:szCs w:val="20"/>
-        </w:rPr>
-        <w:t xml:space="preserve"> | </w:t>
-      </w:r>
-      <w:proofErr w:type="spellStart"/>
-      <w:r>
-        <w:rPr>
-          <w:rFonts w:ascii="Times New Roman" w:eastAsia="Times New Roman" w:hAnsi="Times New Roman" w:cs="Times New Roman"/>
-          <w:sz w:val="20"/>
-          <w:szCs w:val="20"/>
-        </w:rPr>
-        <w:t>Terraform</w:t>
-      </w:r>
-      <w:proofErr w:type="spellEnd"/>
-      <w:r>
-        <w:rPr>
-          <w:rFonts w:ascii="Times New Roman" w:eastAsia="Times New Roman" w:hAnsi="Times New Roman" w:cs="Times New Roman"/>
-          <w:sz w:val="20"/>
-          <w:szCs w:val="20"/>
-        </w:rPr>
-        <w:t xml:space="preserve">, </w:t>
-      </w:r>
-      <w:proofErr w:type="spellStart"/>
-      <w:r>
-        <w:rPr>
-          <w:rFonts w:ascii="Times New Roman" w:eastAsia="Times New Roman" w:hAnsi="Times New Roman" w:cs="Times New Roman"/>
-          <w:sz w:val="20"/>
-          <w:szCs w:val="20"/>
-        </w:rPr>
-        <w:t>CloudFormation</w:t>
-      </w:r>
-      <w:proofErr w:type="spellEnd"/>
-      <w:r>
-        <w:rPr>
-          <w:rFonts w:ascii="Times New Roman" w:eastAsia="Times New Roman" w:hAnsi="Times New Roman" w:cs="Times New Roman"/>
-          <w:sz w:val="20"/>
-          <w:szCs w:val="20"/>
-        </w:rPr>
-        <w:t xml:space="preserve"> | CI/CD: </w:t>
-      </w:r>
-      <w:proofErr w:type="spellStart"/>
-      <w:r>
-        <w:rPr>
-          <w:rFonts w:ascii="Times New Roman" w:eastAsia="Times New Roman" w:hAnsi="Times New Roman" w:cs="Times New Roman"/>
-          <w:b/>
-          <w:bCs/>
-          <w:sz w:val="20"/>
-          <w:szCs w:val="20"/>
-        </w:rPr>
-        <w:t>GitHub</w:t>
-      </w:r>
-      <w:proofErr w:type="spellEnd"/>
-      <w:r>
-        <w:rPr>
-          <w:rFonts w:ascii="Times New Roman" w:eastAsia="Times New Roman" w:hAnsi="Times New Roman" w:cs="Times New Roman"/>
-          <w:b/>
-          <w:bCs/>
-          <w:sz w:val="20"/>
-          <w:szCs w:val="20"/>
-        </w:rPr>
-        <w:t xml:space="preserve"> Actions</w:t>
-      </w:r>
-      <w:r>
-        <w:rPr>
-          <w:rFonts w:ascii="Times New Roman" w:eastAsia="Times New Roman" w:hAnsi="Times New Roman" w:cs="Times New Roman"/>
-          <w:sz w:val="20"/>
-          <w:szCs w:val="20"/>
-        </w:rPr>
-        <w:t xml:space="preserve">, </w:t>
-      </w:r>
-      <w:proofErr w:type="spellStart"/>
-      <w:r>
-        <w:rPr>
-          <w:rFonts w:ascii="Times New Roman" w:eastAsia="Times New Roman" w:hAnsi="Times New Roman" w:cs="Times New Roman"/>
-          <w:sz w:val="20"/>
-          <w:szCs w:val="20"/>
-        </w:rPr>
-        <w:t>GitLab</w:t>
-      </w:r>
-      <w:proofErr w:type="spellEnd"/>
-      <w:r>
-        <w:rPr>
-          <w:rFonts w:ascii="Times New Roman" w:eastAsia="Times New Roman" w:hAnsi="Times New Roman" w:cs="Times New Roman"/>
-          <w:sz w:val="20"/>
-          <w:szCs w:val="20"/>
-        </w:rPr>
-        <w:t xml:space="preserve"> CI, Jenkins, Azure </w:t>
-      </w:r>
-      <w:proofErr w:type="spellStart"/>
-      <w:r>
-        <w:rPr>
-          <w:rFonts w:ascii="Times New Roman" w:eastAsia="Times New Roman" w:hAnsi="Times New Roman" w:cs="Times New Roman"/>
-          <w:sz w:val="20"/>
-          <w:szCs w:val="20"/>
-        </w:rPr>
-        <w:t>DevOps</w:t>
-      </w:r>
-      <w:proofErr w:type="spellEnd"/>
-      <w:r>
-        <w:rPr>
-          <w:rFonts w:ascii="Times New Roman" w:eastAsia="Times New Roman" w:hAnsi="Times New Roman" w:cs="Times New Roman"/>
-          <w:sz w:val="20"/>
-          <w:szCs w:val="20"/>
-        </w:rPr>
-        <w:t xml:space="preserve">, </w:t>
-      </w:r>
-      <w:proofErr w:type="spellStart"/>
-      <w:r>
-        <w:rPr>
-          <w:rFonts w:ascii="Times New Roman" w:eastAsia="Times New Roman" w:hAnsi="Times New Roman" w:cs="Times New Roman"/>
-          <w:sz w:val="20"/>
-          <w:szCs w:val="20"/>
-        </w:rPr>
-        <w:t>CircleCI</w:t>
-      </w:r>
-      <w:proofErr w:type="spellEnd"/>
-      <w:r>
-        <w:rPr>
-          <w:rFonts w:ascii="Times New Roman" w:eastAsia="Times New Roman" w:hAnsi="Times New Roman" w:cs="Times New Roman"/>
-          <w:sz w:val="20"/>
-          <w:szCs w:val="20"/>
-        </w:rPr>
-        <w:t xml:space="preserve"> </w:t>
+      <w:r>
+        <w:rPr>
+          <w:rFonts w:ascii="Times New Roman" w:eastAsia="Times New Roman" w:hAnsi="Times New Roman" w:cs="Times New Roman"/>
+          <w:sz w:val="20"/>
+          <w:szCs w:val="20"/>
+        </w:rPr>
+        <w:t xml:space="preserve">, Helm, Argo CD, GitOps | Terraform, CloudFormation | CI/CD: </w:t>
+      </w:r>
+      <w:r>
+        <w:rPr>
+          <w:rFonts w:ascii="Times New Roman" w:eastAsia="Times New Roman" w:hAnsi="Times New Roman" w:cs="Times New Roman"/>
+          <w:b/>
+          <w:bCs/>
+          <w:sz w:val="20"/>
+          <w:szCs w:val="20"/>
+        </w:rPr>
+        <w:t>GitHub Actions</w:t>
+      </w:r>
+      <w:r>
+        <w:rPr>
+          <w:rFonts w:ascii="Times New Roman" w:eastAsia="Times New Roman" w:hAnsi="Times New Roman" w:cs="Times New Roman"/>
+          <w:sz w:val="20"/>
+          <w:szCs w:val="20"/>
+        </w:rPr>
+        <w:t xml:space="preserve">, GitLab CI, Jenkins, Azure DevOps, CircleCI </w:t>
       </w:r>
     </w:p>
     <w:p>
@@ -1604,7 +1271,6 @@
           <w:szCs w:val="20"/>
         </w:rPr>
       </w:pPr>
-      <w:proofErr w:type="spellStart"/>
       <w:r>
         <w:rPr>
           <w:rFonts w:ascii="Times New Roman" w:hAnsi="Times New Roman" w:cs="Times New Roman"/>
@@ -1613,48 +1279,88 @@
           <w:sz w:val="20"/>
           <w:szCs w:val="20"/>
         </w:rPr>
-        <w:t>Observability</w:t>
-      </w:r>
-      <w:proofErr w:type="spellEnd"/>
+        <w:t>Observability, Quality &amp; Security</w:t>
+      </w:r>
       <w:r>
         <w:rPr>
           <w:rFonts w:ascii="Times New Roman" w:hAnsi="Times New Roman" w:cs="Times New Roman"/>
-          <w:b/>
-          <w:bCs/>
-          <w:sz w:val="20"/>
-          <w:szCs w:val="20"/>
-        </w:rPr>
-        <w:t>, Quality &amp; Security</w:t>
+          <w:sz w:val="20"/>
+          <w:szCs w:val="20"/>
+        </w:rPr>
+        <w:t xml:space="preserve"> — </w:t>
       </w:r>
       <w:r>
         <w:rPr>
           <w:rFonts w:ascii="Times New Roman" w:hAnsi="Times New Roman" w:cs="Times New Roman"/>
-          <w:sz w:val="20"/>
-          <w:szCs w:val="20"/>
-        </w:rPr>
-        <w:t xml:space="preserve"> — </w:t>
-      </w:r>
-      <w:proofErr w:type="spellStart"/>
+          <w:b/>
+          <w:bCs/>
+          <w:sz w:val="20"/>
+          <w:szCs w:val="20"/>
+        </w:rPr>
+        <w:t>OpenTelemetry</w:t>
+      </w:r>
       <w:r>
         <w:rPr>
           <w:rFonts w:ascii="Times New Roman" w:hAnsi="Times New Roman" w:cs="Times New Roman"/>
-          <w:b/>
-          <w:bCs/>
-          <w:sz w:val="20"/>
-          <w:szCs w:val="20"/>
-        </w:rPr>
-        <w:t>OpenTelemetry</w:t>
-      </w:r>
-      <w:proofErr w:type="spellEnd"/>
+          <w:sz w:val="20"/>
+          <w:szCs w:val="20"/>
+        </w:rPr>
+        <w:t xml:space="preserve">, </w:t>
+      </w:r>
       <w:r>
         <w:rPr>
           <w:rFonts w:ascii="Times New Roman" w:hAnsi="Times New Roman" w:cs="Times New Roman"/>
+          <w:b/>
+          <w:bCs/>
+          <w:sz w:val="20"/>
+          <w:szCs w:val="20"/>
+        </w:rPr>
+        <w:t>Datadog</w:t>
+      </w:r>
+      <w:r>
+        <w:rPr>
+          <w:rFonts w:ascii="Times New Roman" w:hAnsi="Times New Roman" w:cs="Times New Roman"/>
+          <w:sz w:val="20"/>
+          <w:szCs w:val="20"/>
+        </w:rPr>
+        <w:t xml:space="preserve">, Prometheus, Grafana, ELK/EFK, CloudWatch, structured logging | Testing: </w:t>
+      </w:r>
+      <w:r>
+        <w:rPr>
+          <w:rFonts w:ascii="Times New Roman" w:hAnsi="Times New Roman" w:cs="Times New Roman"/>
+          <w:b/>
+          <w:bCs/>
+          <w:sz w:val="20"/>
+          <w:szCs w:val="20"/>
+        </w:rPr>
+        <w:t>Jest</w:t>
+      </w:r>
+      <w:r>
+        <w:rPr>
+          <w:rFonts w:ascii="Times New Roman" w:hAnsi="Times New Roman" w:cs="Times New Roman"/>
+          <w:sz w:val="20"/>
+          <w:szCs w:val="20"/>
+        </w:rPr>
+        <w:t xml:space="preserve">, Mocha, Chai, </w:t>
+      </w:r>
+      <w:r>
+        <w:rPr>
+          <w:rFonts w:ascii="Times New Roman" w:hAnsi="Times New Roman" w:cs="Times New Roman"/>
+          <w:b/>
+          <w:bCs/>
+          <w:sz w:val="20"/>
+          <w:szCs w:val="20"/>
+        </w:rPr>
+        <w:t>Cypress</w:t>
+      </w:r>
+      <w:r>
+        <w:rPr>
+          <w:rFonts w:ascii="Times New Roman" w:hAnsi="Times New Roman" w:cs="Times New Roman"/>
           <w:sz w:val="20"/>
           <w:szCs w:val="20"/>
         </w:rPr>
         <w:t xml:space="preserve">, </w:t>
       </w:r>
-      <w:proofErr w:type="spellStart"/>
       <w:r>
         <w:rPr>
           <w:rFonts w:ascii="Times New Roman" w:hAnsi="Times New Roman" w:cs="Times New Roman"/>
@@ -1663,52 +1369,51 @@
           <w:sz w:val="20"/>
           <w:szCs w:val="20"/>
         </w:rPr>
-        <w:t>Datadog</w:t>
-      </w:r>
-      <w:proofErr w:type="spellEnd"/>
+        <w:t>Playwright</w:t>
+      </w:r>
       <w:r>
         <w:rPr>
           <w:rFonts w:ascii="Times New Roman" w:hAnsi="Times New Roman" w:cs="Times New Roman"/>
           <w:sz w:val="20"/>
           <w:szCs w:val="20"/>
         </w:rPr>
-        <w:t xml:space="preserve">, Prometheus, </w:t>
-      </w:r>
-      <w:proofErr w:type="spellStart"/>
+        <w:t xml:space="preserve">, API contract tests | Security: </w:t>
+      </w:r>
       <w:r>
         <w:rPr>
           <w:rFonts w:ascii="Times New Roman" w:hAnsi="Times New Roman" w:cs="Times New Roman"/>
-          <w:sz w:val="20"/>
-          <w:szCs w:val="20"/>
-        </w:rPr>
-        <w:t>Grafana</w:t>
-      </w:r>
-      <w:proofErr w:type="spellEnd"/>
+          <w:b/>
+          <w:bCs/>
+          <w:sz w:val="20"/>
+          <w:szCs w:val="20"/>
+        </w:rPr>
+        <w:t>OAuth2</w:t>
+      </w:r>
       <w:r>
         <w:rPr>
           <w:rFonts w:ascii="Times New Roman" w:hAnsi="Times New Roman" w:cs="Times New Roman"/>
           <w:sz w:val="20"/>
           <w:szCs w:val="20"/>
         </w:rPr>
-        <w:t xml:space="preserve">, ELK/EFK, </w:t>
-      </w:r>
-      <w:proofErr w:type="spellStart"/>
+        <w:t xml:space="preserve">, </w:t>
+      </w:r>
       <w:r>
         <w:rPr>
           <w:rFonts w:ascii="Times New Roman" w:hAnsi="Times New Roman" w:cs="Times New Roman"/>
-          <w:sz w:val="20"/>
-          <w:szCs w:val="20"/>
-        </w:rPr>
-        <w:t>CloudWatch</w:t>
-      </w:r>
-      <w:proofErr w:type="spellEnd"/>
+          <w:b/>
+          <w:bCs/>
+          <w:sz w:val="20"/>
+          <w:szCs w:val="20"/>
+        </w:rPr>
+        <w:t>OpenID Connect</w:t>
+      </w:r>
       <w:r>
         <w:rPr>
           <w:rFonts w:ascii="Times New Roman" w:hAnsi="Times New Roman" w:cs="Times New Roman"/>
           <w:sz w:val="20"/>
           <w:szCs w:val="20"/>
         </w:rPr>
-        <w:t xml:space="preserve">, structured logging | Testing: </w:t>
+        <w:t xml:space="preserve">, </w:t>
       </w:r>
       <w:r>
         <w:rPr>
@@ -1718,7 +1423,7 @@
           <w:sz w:val="20"/>
           <w:szCs w:val="20"/>
         </w:rPr>
-        <w:t>Jest</w:t>
+        <w:t>JWT</w:t>
       </w:r>
       <w:r>
         <w:rPr>
@@ -1726,145 +1431,7 @@
           <w:sz w:val="20"/>
           <w:szCs w:val="20"/>
         </w:rPr>
-        <w:t xml:space="preserve">, Mocha, Chai, </w:t>
-      </w:r>
-      <w:r>
-        <w:rPr>
-          <w:rFonts w:ascii="Times New Roman" w:hAnsi="Times New Roman" w:cs="Times New Roman"/>
-          <w:b/>
-          <w:bCs/>
-          <w:sz w:val="20"/>
-          <w:szCs w:val="20"/>
-        </w:rPr>
-        <w:t>Cypress</w:t>
-      </w:r>
-      <w:r>
-        <w:rPr>
-          <w:rFonts w:ascii="Times New Roman" w:hAnsi="Times New Roman" w:cs="Times New Roman"/>
-          <w:sz w:val="20"/>
-          <w:szCs w:val="20"/>
-        </w:rPr>
-        <w:t xml:space="preserve">, </w:t>
-      </w:r>
-      <w:r>
-        <w:rPr>
-          <w:rFonts w:ascii="Times New Roman" w:hAnsi="Times New Roman" w:cs="Times New Roman"/>
-          <w:b/>
-          <w:bCs/>
-          <w:sz w:val="20"/>
-          <w:szCs w:val="20"/>
-        </w:rPr>
-        <w:t>Playwright</w:t>
-      </w:r>
-      <w:r>
-        <w:rPr>
-          <w:rFonts w:ascii="Times New Roman" w:hAnsi="Times New Roman" w:cs="Times New Roman"/>
-          <w:sz w:val="20"/>
-          <w:szCs w:val="20"/>
-        </w:rPr>
-        <w:t xml:space="preserve">, API contract tests | Security: </w:t>
-      </w:r>
-      <w:r>
-        <w:rPr>
-          <w:rFonts w:ascii="Times New Roman" w:hAnsi="Times New Roman" w:cs="Times New Roman"/>
-          <w:b/>
-          <w:bCs/>
-          <w:sz w:val="20"/>
-          <w:szCs w:val="20"/>
-        </w:rPr>
-        <w:t>OAuth2</w:t>
-      </w:r>
-      <w:r>
-        <w:rPr>
-          <w:rFonts w:ascii="Times New Roman" w:hAnsi="Times New Roman" w:cs="Times New Roman"/>
-          <w:sz w:val="20"/>
-          <w:szCs w:val="20"/>
-        </w:rPr>
-        <w:t xml:space="preserve">, </w:t>
-      </w:r>
-      <w:proofErr w:type="spellStart"/>
-      <w:r>
-        <w:rPr>
-          <w:rFonts w:ascii="Times New Roman" w:hAnsi="Times New Roman" w:cs="Times New Roman"/>
-          <w:b/>
-          <w:bCs/>
-          <w:sz w:val="20"/>
-          <w:szCs w:val="20"/>
-        </w:rPr>
-        <w:t>OpenID</w:t>
-      </w:r>
-      <w:proofErr w:type="spellEnd"/>
-      <w:r>
-        <w:rPr>
-          <w:rFonts w:ascii="Times New Roman" w:hAnsi="Times New Roman" w:cs="Times New Roman"/>
-          <w:b/>
-          <w:bCs/>
-          <w:sz w:val="20"/>
-          <w:szCs w:val="20"/>
-        </w:rPr>
-        <w:t xml:space="preserve"> Connect</w:t>
-      </w:r>
-      <w:r>
-        <w:rPr>
-          <w:rFonts w:ascii="Times New Roman" w:hAnsi="Times New Roman" w:cs="Times New Roman"/>
-          <w:sz w:val="20"/>
-          <w:szCs w:val="20"/>
-        </w:rPr>
-        <w:t xml:space="preserve">, </w:t>
-      </w:r>
-      <w:r>
-        <w:rPr>
-          <w:rFonts w:ascii="Times New Roman" w:hAnsi="Times New Roman" w:cs="Times New Roman"/>
-          <w:b/>
-          <w:bCs/>
-          <w:sz w:val="20"/>
-          <w:szCs w:val="20"/>
-        </w:rPr>
-        <w:t>JWT</w:t>
-      </w:r>
-      <w:r>
-        <w:rPr>
-          <w:rFonts w:ascii="Times New Roman" w:hAnsi="Times New Roman" w:cs="Times New Roman"/>
-          <w:sz w:val="20"/>
-          <w:szCs w:val="20"/>
-        </w:rPr>
-        <w:t xml:space="preserve">, </w:t>
-      </w:r>
-      <w:proofErr w:type="spellStart"/>
-      <w:r>
-        <w:rPr>
-          <w:rFonts w:ascii="Times New Roman" w:hAnsi="Times New Roman" w:cs="Times New Roman"/>
-          <w:sz w:val="20"/>
-          <w:szCs w:val="20"/>
-        </w:rPr>
-        <w:t>Okta</w:t>
-      </w:r>
-      <w:proofErr w:type="spellEnd"/>
-      <w:r>
-        <w:rPr>
-          <w:rFonts w:ascii="Times New Roman" w:hAnsi="Times New Roman" w:cs="Times New Roman"/>
-          <w:sz w:val="20"/>
-          <w:szCs w:val="20"/>
-        </w:rPr>
-        <w:t xml:space="preserve">, Auth0, AWS </w:t>
-      </w:r>
-      <w:proofErr w:type="spellStart"/>
-      <w:r>
-        <w:rPr>
-          <w:rFonts w:ascii="Times New Roman" w:hAnsi="Times New Roman" w:cs="Times New Roman"/>
-          <w:sz w:val="20"/>
-          <w:szCs w:val="20"/>
-        </w:rPr>
-        <w:t>Cognito</w:t>
-      </w:r>
-      <w:proofErr w:type="spellEnd"/>
-      <w:r>
-        <w:rPr>
-          <w:rFonts w:ascii="Times New Roman" w:hAnsi="Times New Roman" w:cs="Times New Roman"/>
-          <w:sz w:val="20"/>
-          <w:szCs w:val="20"/>
-        </w:rPr>
-        <w:t xml:space="preserve">, rate limiting, </w:t>
+        <w:t xml:space="preserve">, Okta, Auth0, AWS Cognito, rate limiting, </w:t>
       </w:r>
       <w:r>
         <w:rPr>
@@ -1953,7 +1520,6 @@
           <w:szCs w:val="27"/>
         </w:rPr>
       </w:pPr>
-      <w:proofErr w:type="spellStart"/>
       <w:r>
         <w:rPr>
           <w:rFonts w:ascii="Britannic Bold" w:eastAsia="Times New Roman" w:hAnsi="Britannic Bold" w:cs="Arial"/>
@@ -1963,7 +1529,6 @@
         </w:rPr>
         <w:t>SumatoSoft</w:t>
       </w:r>
-      <w:proofErr w:type="spellEnd"/>
     </w:p>
     <w:p>
       <w:pPr>
@@ -2075,7 +1640,6 @@
         </w:rPr>
         <w:t xml:space="preserve"> in </w:t>
       </w:r>
-      <w:proofErr w:type="spellStart"/>
       <w:r>
         <w:rPr>
           <w:rFonts w:ascii="Times New Roman" w:eastAsia="Times New Roman" w:hAnsi="Times New Roman" w:cs="Times New Roman"/>
@@ -2086,7 +1650,6 @@
         </w:rPr>
         <w:t>TypeScript</w:t>
       </w:r>
-      <w:proofErr w:type="spellEnd"/>
       <w:r>
         <w:rPr>
           <w:rFonts w:ascii="Times New Roman" w:eastAsia="Times New Roman" w:hAnsi="Times New Roman" w:cs="Times New Roman"/>
@@ -2189,25 +1752,7 @@
           <w:sz w:val="20"/>
           <w:szCs w:val="24"/>
         </w:rPr>
-        <w:t xml:space="preserve">, filtering, </w:t>
-      </w:r>
-      <w:proofErr w:type="spellStart"/>
-      <w:r>
-        <w:rPr>
-          <w:rFonts w:ascii="Times New Roman" w:eastAsia="Times New Roman" w:hAnsi="Times New Roman" w:cs="Times New Roman"/>
-          <w:sz w:val="20"/>
-          <w:szCs w:val="24"/>
-        </w:rPr>
-        <w:t>idempotency</w:t>
-      </w:r>
-      <w:proofErr w:type="spellEnd"/>
-      <w:r>
-        <w:rPr>
-          <w:rFonts w:ascii="Times New Roman" w:eastAsia="Times New Roman" w:hAnsi="Times New Roman" w:cs="Times New Roman"/>
-          <w:sz w:val="20"/>
-          <w:szCs w:val="24"/>
-        </w:rPr>
-        <w:t xml:space="preserve"> keys, and stable response envelopes for frontend consumption.</w:t>
+        <w:t>, filtering, idempotency keys, and stable response envelopes for frontend consumption.</w:t>
       </w:r>
     </w:p>
     <w:p>
@@ -2233,7 +1778,6 @@
         </w:rPr>
         <w:t xml:space="preserve">Implemented real-time collaboration and operational status views using </w:t>
       </w:r>
-      <w:proofErr w:type="spellStart"/>
       <w:r>
         <w:rPr>
           <w:rFonts w:ascii="Times New Roman" w:eastAsia="Times New Roman" w:hAnsi="Times New Roman" w:cs="Times New Roman"/>
@@ -2244,7 +1788,6 @@
         </w:rPr>
         <w:t>WebSockets</w:t>
       </w:r>
-      <w:proofErr w:type="spellEnd"/>
       <w:r>
         <w:rPr>
           <w:rFonts w:ascii="Times New Roman" w:eastAsia="Times New Roman" w:hAnsi="Times New Roman" w:cs="Times New Roman"/>
@@ -2277,7 +1820,6 @@
         </w:rPr>
         <w:t xml:space="preserve">Delivered data-heavy workflows backed by </w:t>
       </w:r>
-      <w:proofErr w:type="spellStart"/>
       <w:r>
         <w:rPr>
           <w:rFonts w:ascii="Times New Roman" w:eastAsia="Times New Roman" w:hAnsi="Times New Roman" w:cs="Times New Roman"/>
@@ -2288,7 +1830,6 @@
         </w:rPr>
         <w:t>PostgreSQL</w:t>
       </w:r>
-      <w:proofErr w:type="spellEnd"/>
       <w:r>
         <w:rPr>
           <w:rFonts w:ascii="Times New Roman" w:eastAsia="Times New Roman" w:hAnsi="Times New Roman" w:cs="Times New Roman"/>
@@ -2321,8 +1862,6 @@
         </w:rPr>
         <w:t xml:space="preserve">Introduced caching and throttling layers using </w:t>
       </w:r>
-      <w:proofErr w:type="spellStart"/>
-      <w:proofErr w:type="gramStart"/>
       <w:r>
         <w:rPr>
           <w:rFonts w:ascii="Times New Roman" w:eastAsia="Times New Roman" w:hAnsi="Times New Roman" w:cs="Times New Roman"/>
@@ -2333,8 +1872,6 @@
         </w:rPr>
         <w:t>Redis</w:t>
       </w:r>
-      <w:proofErr w:type="spellEnd"/>
-      <w:proofErr w:type="gramEnd"/>
       <w:r>
         <w:rPr>
           <w:rFonts w:ascii="Times New Roman" w:eastAsia="Times New Roman" w:hAnsi="Times New Roman" w:cs="Times New Roman"/>
@@ -2343,7 +1880,6 @@
         </w:rPr>
         <w:t xml:space="preserve"> and </w:t>
       </w:r>
-      <w:proofErr w:type="spellStart"/>
       <w:r>
         <w:rPr>
           <w:rFonts w:ascii="Times New Roman" w:eastAsia="Times New Roman" w:hAnsi="Times New Roman" w:cs="Times New Roman"/>
@@ -2354,7 +1890,6 @@
         </w:rPr>
         <w:t>ElastiCache</w:t>
       </w:r>
-      <w:proofErr w:type="spellEnd"/>
       <w:r>
         <w:rPr>
           <w:rFonts w:ascii="Times New Roman" w:eastAsia="Times New Roman" w:hAnsi="Times New Roman" w:cs="Times New Roman"/>
@@ -2439,25 +1974,7 @@
           <w:sz w:val="20"/>
           <w:szCs w:val="24"/>
         </w:rPr>
-        <w:t xml:space="preserve">, message </w:t>
-      </w:r>
-      <w:proofErr w:type="spellStart"/>
-      <w:r>
-        <w:rPr>
-          <w:rFonts w:ascii="Times New Roman" w:eastAsia="Times New Roman" w:hAnsi="Times New Roman" w:cs="Times New Roman"/>
-          <w:sz w:val="20"/>
-          <w:szCs w:val="24"/>
-        </w:rPr>
-        <w:t>deduplication</w:t>
-      </w:r>
-      <w:proofErr w:type="spellEnd"/>
-      <w:r>
-        <w:rPr>
-          <w:rFonts w:ascii="Times New Roman" w:eastAsia="Times New Roman" w:hAnsi="Times New Roman" w:cs="Times New Roman"/>
-          <w:sz w:val="20"/>
-          <w:szCs w:val="24"/>
-        </w:rPr>
-        <w:t>, and replay-safe consumer behavior.</w:t>
+        <w:t>, message deduplication, and replay-safe consumer behavior.</w:t>
       </w:r>
     </w:p>
     <w:p>
@@ -2483,7 +2000,6 @@
         </w:rPr>
         <w:t xml:space="preserve">Implemented search experiences using </w:t>
       </w:r>
-      <w:proofErr w:type="spellStart"/>
       <w:r>
         <w:rPr>
           <w:rFonts w:ascii="Times New Roman" w:eastAsia="Times New Roman" w:hAnsi="Times New Roman" w:cs="Times New Roman"/>
@@ -2494,7 +2010,6 @@
         </w:rPr>
         <w:t>Elasticsearch</w:t>
       </w:r>
-      <w:proofErr w:type="spellEnd"/>
       <w:r>
         <w:rPr>
           <w:rFonts w:ascii="Times New Roman" w:eastAsia="Times New Roman" w:hAnsi="Times New Roman" w:cs="Times New Roman"/>
@@ -2563,7 +2078,6 @@
         </w:rPr>
         <w:t xml:space="preserve"> with </w:t>
       </w:r>
-      <w:proofErr w:type="spellStart"/>
       <w:r>
         <w:rPr>
           <w:rFonts w:ascii="Times New Roman" w:eastAsia="Times New Roman" w:hAnsi="Times New Roman" w:cs="Times New Roman"/>
@@ -2574,7 +2088,6 @@
         </w:rPr>
         <w:t>Docker</w:t>
       </w:r>
-      <w:proofErr w:type="spellEnd"/>
       <w:r>
         <w:rPr>
           <w:rFonts w:ascii="Times New Roman" w:eastAsia="Times New Roman" w:hAnsi="Times New Roman" w:cs="Times New Roman"/>
@@ -2619,7 +2132,6 @@
         </w:rPr>
         <w:t xml:space="preserve">, using </w:t>
       </w:r>
-      <w:proofErr w:type="spellStart"/>
       <w:r>
         <w:rPr>
           <w:rFonts w:ascii="Times New Roman" w:eastAsia="Times New Roman" w:hAnsi="Times New Roman" w:cs="Times New Roman"/>
@@ -2630,7 +2142,6 @@
         </w:rPr>
         <w:t>GitOps</w:t>
       </w:r>
-      <w:proofErr w:type="spellEnd"/>
       <w:r>
         <w:rPr>
           <w:rFonts w:ascii="Times New Roman" w:eastAsia="Times New Roman" w:hAnsi="Times New Roman" w:cs="Times New Roman"/>
@@ -2663,7 +2174,6 @@
         </w:rPr>
         <w:t xml:space="preserve">Managed infrastructure with </w:t>
       </w:r>
-      <w:proofErr w:type="spellStart"/>
       <w:r>
         <w:rPr>
           <w:rFonts w:ascii="Times New Roman" w:eastAsia="Times New Roman" w:hAnsi="Times New Roman" w:cs="Times New Roman"/>
@@ -2674,7 +2184,6 @@
         </w:rPr>
         <w:t>Terraform</w:t>
       </w:r>
-      <w:proofErr w:type="spellEnd"/>
       <w:r>
         <w:rPr>
           <w:rFonts w:ascii="Times New Roman" w:eastAsia="Times New Roman" w:hAnsi="Times New Roman" w:cs="Times New Roman"/>
@@ -2683,7 +2192,6 @@
         </w:rPr>
         <w:t xml:space="preserve"> and </w:t>
       </w:r>
-      <w:proofErr w:type="spellStart"/>
       <w:r>
         <w:rPr>
           <w:rFonts w:ascii="Times New Roman" w:eastAsia="Times New Roman" w:hAnsi="Times New Roman" w:cs="Times New Roman"/>
@@ -2694,7 +2202,6 @@
         </w:rPr>
         <w:t>CloudFormation</w:t>
       </w:r>
-      <w:proofErr w:type="spellEnd"/>
       <w:r>
         <w:rPr>
           <w:rFonts w:ascii="Times New Roman" w:eastAsia="Times New Roman" w:hAnsi="Times New Roman" w:cs="Times New Roman"/>
@@ -2725,27 +2232,8 @@
           <w:sz w:val="20"/>
           <w:szCs w:val="24"/>
         </w:rPr>
-        <w:t xml:space="preserve">Established end-to-end </w:t>
-      </w:r>
-      <w:proofErr w:type="spellStart"/>
-      <w:r>
-        <w:rPr>
-          <w:rFonts w:ascii="Times New Roman" w:eastAsia="Times New Roman" w:hAnsi="Times New Roman" w:cs="Times New Roman"/>
-          <w:sz w:val="20"/>
-          <w:szCs w:val="24"/>
-        </w:rPr>
-        <w:t>observability</w:t>
-      </w:r>
-      <w:proofErr w:type="spellEnd"/>
-      <w:r>
-        <w:rPr>
-          <w:rFonts w:ascii="Times New Roman" w:eastAsia="Times New Roman" w:hAnsi="Times New Roman" w:cs="Times New Roman"/>
-          <w:sz w:val="20"/>
-          <w:szCs w:val="24"/>
-        </w:rPr>
-        <w:t xml:space="preserve"> using </w:t>
-      </w:r>
-      <w:proofErr w:type="spellStart"/>
+        <w:t xml:space="preserve">Established end-to-end observability using </w:t>
+      </w:r>
       <w:r>
         <w:rPr>
           <w:rFonts w:ascii="Times New Roman" w:eastAsia="Times New Roman" w:hAnsi="Times New Roman" w:cs="Times New Roman"/>
@@ -2756,7 +2244,6 @@
         </w:rPr>
         <w:t>OpenTelemetry</w:t>
       </w:r>
-      <w:proofErr w:type="spellEnd"/>
       <w:r>
         <w:rPr>
           <w:rFonts w:ascii="Times New Roman" w:eastAsia="Times New Roman" w:hAnsi="Times New Roman" w:cs="Times New Roman"/>
@@ -2765,7 +2252,6 @@
         </w:rPr>
         <w:t xml:space="preserve">, publishing metrics/traces into </w:t>
       </w:r>
-      <w:proofErr w:type="spellStart"/>
       <w:r>
         <w:rPr>
           <w:rFonts w:ascii="Times New Roman" w:eastAsia="Times New Roman" w:hAnsi="Times New Roman" w:cs="Times New Roman"/>
@@ -2776,7 +2262,6 @@
         </w:rPr>
         <w:t>Datadog</w:t>
       </w:r>
-      <w:proofErr w:type="spellEnd"/>
       <w:r>
         <w:rPr>
           <w:rFonts w:ascii="Times New Roman" w:eastAsia="Times New Roman" w:hAnsi="Times New Roman" w:cs="Times New Roman"/>
@@ -2793,20 +2278,8 @@
           <w:sz w:val="20"/>
           <w:szCs w:val="24"/>
         </w:rPr>
-        <w:t>Prometheus/</w:t>
-      </w:r>
-      <w:proofErr w:type="spellStart"/>
-      <w:r>
-        <w:rPr>
-          <w:rFonts w:ascii="Times New Roman" w:eastAsia="Times New Roman" w:hAnsi="Times New Roman" w:cs="Times New Roman"/>
-          <w:b/>
-          <w:bCs/>
-          <w:sz w:val="20"/>
-          <w:szCs w:val="24"/>
-        </w:rPr>
-        <w:t>Grafana</w:t>
-      </w:r>
-      <w:proofErr w:type="spellEnd"/>
+        <w:t>Prometheus/Grafana</w:t>
+      </w:r>
       <w:r>
         <w:rPr>
           <w:rFonts w:ascii="Times New Roman" w:eastAsia="Times New Roman" w:hAnsi="Times New Roman" w:cs="Times New Roman"/>
@@ -2815,7 +2288,6 @@
         </w:rPr>
         <w:t xml:space="preserve">, and </w:t>
       </w:r>
-      <w:proofErr w:type="spellStart"/>
       <w:r>
         <w:rPr>
           <w:rFonts w:ascii="Times New Roman" w:eastAsia="Times New Roman" w:hAnsi="Times New Roman" w:cs="Times New Roman"/>
@@ -2826,7 +2298,6 @@
         </w:rPr>
         <w:t>CloudWatch</w:t>
       </w:r>
-      <w:proofErr w:type="spellEnd"/>
       <w:r>
         <w:rPr>
           <w:rFonts w:ascii="Times New Roman" w:eastAsia="Times New Roman" w:hAnsi="Times New Roman" w:cs="Times New Roman"/>
@@ -2956,27 +2427,15 @@
         </w:rPr>
         <w:t xml:space="preserve">Built CI/CD pipelines with </w:t>
       </w:r>
-      <w:proofErr w:type="spellStart"/>
-      <w:r>
-        <w:rPr>
-          <w:rFonts w:ascii="Times New Roman" w:eastAsia="Times New Roman" w:hAnsi="Times New Roman" w:cs="Times New Roman"/>
-          <w:b/>
-          <w:bCs/>
-          <w:sz w:val="20"/>
-          <w:szCs w:val="24"/>
-        </w:rPr>
-        <w:t>GitHub</w:t>
-      </w:r>
-      <w:proofErr w:type="spellEnd"/>
-      <w:r>
-        <w:rPr>
-          <w:rFonts w:ascii="Times New Roman" w:eastAsia="Times New Roman" w:hAnsi="Times New Roman" w:cs="Times New Roman"/>
-          <w:b/>
-          <w:bCs/>
-          <w:sz w:val="20"/>
-          <w:szCs w:val="24"/>
-        </w:rPr>
-        <w:t xml:space="preserve"> Actions</w:t>
+      <w:r>
+        <w:rPr>
+          <w:rFonts w:ascii="Times New Roman" w:eastAsia="Times New Roman" w:hAnsi="Times New Roman" w:cs="Times New Roman"/>
+          <w:b/>
+          <w:bCs/>
+          <w:sz w:val="20"/>
+          <w:szCs w:val="24"/>
+        </w:rPr>
+        <w:t>GitHub Actions</w:t>
       </w:r>
       <w:r>
         <w:rPr>
@@ -3037,7 +2496,6 @@
           <w:szCs w:val="27"/>
         </w:rPr>
       </w:pPr>
-      <w:proofErr w:type="spellStart"/>
       <w:r>
         <w:rPr>
           <w:rFonts w:ascii="Britannic Bold" w:eastAsia="Times New Roman" w:hAnsi="Britannic Bold" w:cs="Arial"/>
@@ -3047,7 +2505,6 @@
         </w:rPr>
         <w:t>Saritasa</w:t>
       </w:r>
-      <w:proofErr w:type="spellEnd"/>
     </w:p>
     <w:p>
       <w:pPr>
@@ -3169,7 +2626,6 @@
         </w:rPr>
         <w:t xml:space="preserve"> in </w:t>
       </w:r>
-      <w:proofErr w:type="spellStart"/>
       <w:r>
         <w:rPr>
           <w:rFonts w:ascii="Times New Roman" w:eastAsia="Times New Roman" w:hAnsi="Times New Roman" w:cs="Times New Roman"/>
@@ -3180,7 +2636,6 @@
         </w:rPr>
         <w:t>TypeScript</w:t>
       </w:r>
-      <w:proofErr w:type="spellEnd"/>
       <w:r>
         <w:rPr>
           <w:rFonts w:ascii="Times New Roman" w:eastAsia="Times New Roman" w:hAnsi="Times New Roman" w:cs="Times New Roman"/>
@@ -3211,27 +2666,8 @@
           <w:sz w:val="20"/>
           <w:szCs w:val="24"/>
         </w:rPr>
-        <w:t xml:space="preserve">Implemented background jobs and </w:t>
-      </w:r>
-      <w:proofErr w:type="spellStart"/>
-      <w:r>
-        <w:rPr>
-          <w:rFonts w:ascii="Times New Roman" w:eastAsia="Times New Roman" w:hAnsi="Times New Roman" w:cs="Times New Roman"/>
-          <w:sz w:val="20"/>
-          <w:szCs w:val="24"/>
-        </w:rPr>
-        <w:t>async</w:t>
-      </w:r>
-      <w:proofErr w:type="spellEnd"/>
-      <w:r>
-        <w:rPr>
-          <w:rFonts w:ascii="Times New Roman" w:eastAsia="Times New Roman" w:hAnsi="Times New Roman" w:cs="Times New Roman"/>
-          <w:sz w:val="20"/>
-          <w:szCs w:val="24"/>
-        </w:rPr>
-        <w:t xml:space="preserve"> workflows using </w:t>
-      </w:r>
-      <w:proofErr w:type="spellStart"/>
+        <w:t xml:space="preserve">Implemented background jobs and async workflows using </w:t>
+      </w:r>
       <w:r>
         <w:rPr>
           <w:rFonts w:ascii="Times New Roman" w:eastAsia="Times New Roman" w:hAnsi="Times New Roman" w:cs="Times New Roman"/>
@@ -3242,32 +2678,13 @@
         </w:rPr>
         <w:t>RabbitMQ</w:t>
       </w:r>
-      <w:proofErr w:type="spellEnd"/>
-      <w:r>
-        <w:rPr>
-          <w:rFonts w:ascii="Times New Roman" w:eastAsia="Times New Roman" w:hAnsi="Times New Roman" w:cs="Times New Roman"/>
-          <w:sz w:val="20"/>
-          <w:szCs w:val="24"/>
-        </w:rPr>
-        <w:t xml:space="preserve"> </w:t>
-      </w:r>
-      <w:proofErr w:type="gramStart"/>
-      <w:r>
-        <w:rPr>
-          <w:rFonts w:ascii="Times New Roman" w:eastAsia="Times New Roman" w:hAnsi="Times New Roman" w:cs="Times New Roman"/>
-          <w:sz w:val="20"/>
-          <w:szCs w:val="24"/>
-        </w:rPr>
-        <w:t>workers, enforcing retries</w:t>
-      </w:r>
-      <w:proofErr w:type="gramEnd"/>
-      <w:r>
-        <w:rPr>
-          <w:rFonts w:ascii="Times New Roman" w:eastAsia="Times New Roman" w:hAnsi="Times New Roman" w:cs="Times New Roman"/>
-          <w:sz w:val="20"/>
-          <w:szCs w:val="24"/>
-        </w:rPr>
-        <w:t xml:space="preserve">, </w:t>
+      <w:r>
+        <w:rPr>
+          <w:rFonts w:ascii="Times New Roman" w:eastAsia="Times New Roman" w:hAnsi="Times New Roman" w:cs="Times New Roman"/>
+          <w:sz w:val="20"/>
+          <w:szCs w:val="24"/>
+        </w:rPr>
+        <w:t xml:space="preserve"> workers, enforcing retries, </w:t>
       </w:r>
       <w:r>
         <w:rPr>
@@ -3329,7 +2746,6 @@
         </w:rPr>
         <w:t xml:space="preserve"> and </w:t>
       </w:r>
-      <w:proofErr w:type="spellStart"/>
       <w:r>
         <w:rPr>
           <w:rFonts w:ascii="Times New Roman" w:eastAsia="Times New Roman" w:hAnsi="Times New Roman" w:cs="Times New Roman"/>
@@ -3340,7 +2756,6 @@
         </w:rPr>
         <w:t>PostgreSQL</w:t>
       </w:r>
-      <w:proofErr w:type="spellEnd"/>
       <w:r>
         <w:rPr>
           <w:rFonts w:ascii="Times New Roman" w:eastAsia="Times New Roman" w:hAnsi="Times New Roman" w:cs="Times New Roman"/>
@@ -3373,7 +2788,6 @@
         </w:rPr>
         <w:t xml:space="preserve">Implemented caching strategies with </w:t>
       </w:r>
-      <w:proofErr w:type="spellStart"/>
       <w:r>
         <w:rPr>
           <w:rFonts w:ascii="Times New Roman" w:eastAsia="Times New Roman" w:hAnsi="Times New Roman" w:cs="Times New Roman"/>
@@ -3384,7 +2798,6 @@
         </w:rPr>
         <w:t>Redis</w:t>
       </w:r>
-      <w:proofErr w:type="spellEnd"/>
       <w:r>
         <w:rPr>
           <w:rFonts w:ascii="Times New Roman" w:eastAsia="Times New Roman" w:hAnsi="Times New Roman" w:cs="Times New Roman"/>
@@ -3417,7 +2830,6 @@
         </w:rPr>
         <w:t xml:space="preserve">Built search-driven screens with </w:t>
       </w:r>
-      <w:proofErr w:type="spellStart"/>
       <w:r>
         <w:rPr>
           <w:rFonts w:ascii="Times New Roman" w:eastAsia="Times New Roman" w:hAnsi="Times New Roman" w:cs="Times New Roman"/>
@@ -3428,7 +2840,6 @@
         </w:rPr>
         <w:t>Elasticsearch</w:t>
       </w:r>
-      <w:proofErr w:type="spellEnd"/>
       <w:r>
         <w:rPr>
           <w:rFonts w:ascii="Times New Roman" w:eastAsia="Times New Roman" w:hAnsi="Times New Roman" w:cs="Times New Roman"/>
@@ -3461,7 +2872,6 @@
         </w:rPr>
         <w:t xml:space="preserve">Containerized services with </w:t>
       </w:r>
-      <w:proofErr w:type="spellStart"/>
       <w:r>
         <w:rPr>
           <w:rFonts w:ascii="Times New Roman" w:eastAsia="Times New Roman" w:hAnsi="Times New Roman" w:cs="Times New Roman"/>
@@ -3472,7 +2882,6 @@
         </w:rPr>
         <w:t>Docker</w:t>
       </w:r>
-      <w:proofErr w:type="spellEnd"/>
       <w:r>
         <w:rPr>
           <w:rFonts w:ascii="Times New Roman" w:eastAsia="Times New Roman" w:hAnsi="Times New Roman" w:cs="Times New Roman"/>
@@ -3481,7 +2890,6 @@
         </w:rPr>
         <w:t xml:space="preserve"> and deployed to </w:t>
       </w:r>
-      <w:proofErr w:type="spellStart"/>
       <w:r>
         <w:rPr>
           <w:rFonts w:ascii="Times New Roman" w:eastAsia="Times New Roman" w:hAnsi="Times New Roman" w:cs="Times New Roman"/>
@@ -3492,7 +2900,6 @@
         </w:rPr>
         <w:t>Kubernetes</w:t>
       </w:r>
-      <w:proofErr w:type="spellEnd"/>
       <w:r>
         <w:rPr>
           <w:rFonts w:ascii="Times New Roman" w:eastAsia="Times New Roman" w:hAnsi="Times New Roman" w:cs="Times New Roman"/>
@@ -3525,27 +2932,15 @@
         </w:rPr>
         <w:t xml:space="preserve">Implemented CI/CD using </w:t>
       </w:r>
-      <w:proofErr w:type="spellStart"/>
-      <w:r>
-        <w:rPr>
-          <w:rFonts w:ascii="Times New Roman" w:eastAsia="Times New Roman" w:hAnsi="Times New Roman" w:cs="Times New Roman"/>
-          <w:b/>
-          <w:bCs/>
-          <w:sz w:val="20"/>
-          <w:szCs w:val="24"/>
-        </w:rPr>
-        <w:t>GitLab</w:t>
-      </w:r>
-      <w:proofErr w:type="spellEnd"/>
-      <w:r>
-        <w:rPr>
-          <w:rFonts w:ascii="Times New Roman" w:eastAsia="Times New Roman" w:hAnsi="Times New Roman" w:cs="Times New Roman"/>
-          <w:b/>
-          <w:bCs/>
-          <w:sz w:val="20"/>
-          <w:szCs w:val="24"/>
-        </w:rPr>
-        <w:t xml:space="preserve"> CI</w:t>
+      <w:r>
+        <w:rPr>
+          <w:rFonts w:ascii="Times New Roman" w:eastAsia="Times New Roman" w:hAnsi="Times New Roman" w:cs="Times New Roman"/>
+          <w:b/>
+          <w:bCs/>
+          <w:sz w:val="20"/>
+          <w:szCs w:val="24"/>
+        </w:rPr>
+        <w:t>GitLab CI</w:t>
       </w:r>
       <w:r>
         <w:rPr>
@@ -3555,27 +2950,15 @@
         </w:rPr>
         <w:t xml:space="preserve">, </w:t>
       </w:r>
-      <w:proofErr w:type="spellStart"/>
-      <w:r>
-        <w:rPr>
-          <w:rFonts w:ascii="Times New Roman" w:eastAsia="Times New Roman" w:hAnsi="Times New Roman" w:cs="Times New Roman"/>
-          <w:b/>
-          <w:bCs/>
-          <w:sz w:val="20"/>
-          <w:szCs w:val="24"/>
-        </w:rPr>
-        <w:t>GitHub</w:t>
-      </w:r>
-      <w:proofErr w:type="spellEnd"/>
-      <w:r>
-        <w:rPr>
-          <w:rFonts w:ascii="Times New Roman" w:eastAsia="Times New Roman" w:hAnsi="Times New Roman" w:cs="Times New Roman"/>
-          <w:b/>
-          <w:bCs/>
-          <w:sz w:val="20"/>
-          <w:szCs w:val="24"/>
-        </w:rPr>
-        <w:t xml:space="preserve"> Actions</w:t>
+      <w:r>
+        <w:rPr>
+          <w:rFonts w:ascii="Times New Roman" w:eastAsia="Times New Roman" w:hAnsi="Times New Roman" w:cs="Times New Roman"/>
+          <w:b/>
+          <w:bCs/>
+          <w:sz w:val="20"/>
+          <w:szCs w:val="24"/>
+        </w:rPr>
+        <w:t>GitHub Actions</w:t>
       </w:r>
       <w:r>
         <w:rPr>
@@ -3585,7 +2968,6 @@
         </w:rPr>
         <w:t xml:space="preserve">, and </w:t>
       </w:r>
-      <w:proofErr w:type="spellStart"/>
       <w:r>
         <w:rPr>
           <w:rFonts w:ascii="Times New Roman" w:eastAsia="Times New Roman" w:hAnsi="Times New Roman" w:cs="Times New Roman"/>
@@ -3596,7 +2978,6 @@
         </w:rPr>
         <w:t>CircleCI</w:t>
       </w:r>
-      <w:proofErr w:type="spellEnd"/>
       <w:r>
         <w:rPr>
           <w:rFonts w:ascii="Times New Roman" w:eastAsia="Times New Roman" w:hAnsi="Times New Roman" w:cs="Times New Roman"/>
@@ -3779,7 +3160,6 @@
         </w:rPr>
         <w:t xml:space="preserve"> and </w:t>
       </w:r>
-      <w:proofErr w:type="spellStart"/>
       <w:r>
         <w:rPr>
           <w:rFonts w:ascii="Times New Roman" w:eastAsia="Times New Roman" w:hAnsi="Times New Roman" w:cs="Times New Roman"/>
@@ -3790,7 +3170,6 @@
         </w:rPr>
         <w:t>Grafana</w:t>
       </w:r>
-      <w:proofErr w:type="spellEnd"/>
       <w:r>
         <w:rPr>
           <w:rFonts w:ascii="Times New Roman" w:eastAsia="Times New Roman" w:hAnsi="Times New Roman" w:cs="Times New Roman"/>
@@ -3841,7 +3220,6 @@
         </w:rPr>
         <w:t xml:space="preserve"> plus enterprise identity integrations (</w:t>
       </w:r>
-      <w:proofErr w:type="spellStart"/>
       <w:r>
         <w:rPr>
           <w:rFonts w:ascii="Times New Roman" w:eastAsia="Times New Roman" w:hAnsi="Times New Roman" w:cs="Times New Roman"/>
@@ -3852,7 +3230,6 @@
         </w:rPr>
         <w:t>Okta</w:t>
       </w:r>
-      <w:proofErr w:type="spellEnd"/>
       <w:r>
         <w:rPr>
           <w:rFonts w:ascii="Times New Roman" w:eastAsia="Times New Roman" w:hAnsi="Times New Roman" w:cs="Times New Roman"/>
@@ -3879,40 +3256,16 @@
         </w:rPr>
         <w:t xml:space="preserve">, </w:t>
       </w:r>
-      <w:proofErr w:type="gramStart"/>
-      <w:r>
-        <w:rPr>
-          <w:rFonts w:ascii="Times New Roman" w:eastAsia="Times New Roman" w:hAnsi="Times New Roman" w:cs="Times New Roman"/>
-          <w:b/>
-          <w:bCs/>
-          <w:sz w:val="20"/>
-          <w:szCs w:val="24"/>
-        </w:rPr>
-        <w:t>AWS</w:t>
-      </w:r>
-      <w:proofErr w:type="gramEnd"/>
-      <w:r>
-        <w:rPr>
-          <w:rFonts w:ascii="Times New Roman" w:eastAsia="Times New Roman" w:hAnsi="Times New Roman" w:cs="Times New Roman"/>
-          <w:b/>
-          <w:bCs/>
-          <w:sz w:val="20"/>
-          <w:szCs w:val="24"/>
-        </w:rPr>
-        <w:t xml:space="preserve"> </w:t>
-      </w:r>
-      <w:proofErr w:type="spellStart"/>
-      <w:r>
-        <w:rPr>
-          <w:rFonts w:ascii="Times New Roman" w:eastAsia="Times New Roman" w:hAnsi="Times New Roman" w:cs="Times New Roman"/>
-          <w:b/>
-          <w:bCs/>
-          <w:sz w:val="20"/>
-          <w:szCs w:val="24"/>
-        </w:rPr>
-        <w:t>Cognito</w:t>
-      </w:r>
-      <w:proofErr w:type="spellEnd"/>
+      <w:r>
+        <w:rPr>
+          <w:rFonts w:ascii="Times New Roman" w:eastAsia="Times New Roman" w:hAnsi="Times New Roman" w:cs="Times New Roman"/>
+          <w:b/>
+          <w:bCs/>
+          <w:sz w:val="20"/>
+          <w:szCs w:val="24"/>
+        </w:rPr>
+        <w:t>AWS Cognito</w:t>
+      </w:r>
       <w:r>
         <w:rPr>
           <w:rFonts w:ascii="Times New Roman" w:eastAsia="Times New Roman" w:hAnsi="Times New Roman" w:cs="Times New Roman"/>
@@ -4035,7 +3388,6 @@
         </w:rPr>
         <w:t xml:space="preserve">Built early web product modules with </w:t>
       </w:r>
-      <w:proofErr w:type="spellStart"/>
       <w:r>
         <w:rPr>
           <w:rFonts w:ascii="Times New Roman" w:eastAsia="Times New Roman" w:hAnsi="Times New Roman" w:cs="Times New Roman"/>
@@ -4046,7 +3398,6 @@
         </w:rPr>
         <w:t>AngularJS</w:t>
       </w:r>
-      <w:proofErr w:type="spellEnd"/>
       <w:r>
         <w:rPr>
           <w:rFonts w:ascii="Times New Roman" w:eastAsia="Times New Roman" w:hAnsi="Times New Roman" w:cs="Times New Roman"/>
@@ -4223,8 +3574,6 @@
         </w:rPr>
         <w:t xml:space="preserve">Introduced caching techniques using </w:t>
       </w:r>
-      <w:proofErr w:type="spellStart"/>
-      <w:proofErr w:type="gramStart"/>
       <w:r>
         <w:rPr>
           <w:rFonts w:ascii="Times New Roman" w:eastAsia="Times New Roman" w:hAnsi="Times New Roman" w:cs="Times New Roman"/>
@@ -4235,8 +3584,6 @@
         </w:rPr>
         <w:t>Redis</w:t>
       </w:r>
-      <w:proofErr w:type="spellEnd"/>
-      <w:proofErr w:type="gramEnd"/>
       <w:r>
         <w:rPr>
           <w:rFonts w:ascii="Times New Roman" w:eastAsia="Times New Roman" w:hAnsi="Times New Roman" w:cs="Times New Roman"/>
@@ -4267,25 +3614,7 @@
           <w:sz w:val="20"/>
           <w:szCs w:val="24"/>
         </w:rPr>
-        <w:t xml:space="preserve">Implemented asynchronous processing with queue-based workers, applying </w:t>
-      </w:r>
-      <w:proofErr w:type="gramStart"/>
-      <w:r>
-        <w:rPr>
-          <w:rFonts w:ascii="Times New Roman" w:eastAsia="Times New Roman" w:hAnsi="Times New Roman" w:cs="Times New Roman"/>
-          <w:sz w:val="20"/>
-          <w:szCs w:val="24"/>
-        </w:rPr>
-        <w:t>retry</w:t>
-      </w:r>
-      <w:proofErr w:type="gramEnd"/>
-      <w:r>
-        <w:rPr>
-          <w:rFonts w:ascii="Times New Roman" w:eastAsia="Times New Roman" w:hAnsi="Times New Roman" w:cs="Times New Roman"/>
-          <w:sz w:val="20"/>
-          <w:szCs w:val="24"/>
-        </w:rPr>
-        <w:t xml:space="preserve"> discipline and safe handling for long-running operations.</w:t>
+        <w:t>Implemented asynchronous processing with queue-based workers, applying retry discipline and safe handling for long-running operations.</w:t>
       </w:r>
     </w:p>
     <w:p>
@@ -4335,7 +3664,6 @@
         </w:rPr>
         <w:t xml:space="preserve">Supported deployment workflows with </w:t>
       </w:r>
-      <w:proofErr w:type="spellStart"/>
       <w:r>
         <w:rPr>
           <w:rFonts w:ascii="Times New Roman" w:eastAsia="Times New Roman" w:hAnsi="Times New Roman" w:cs="Times New Roman"/>
@@ -4346,7 +3674,6 @@
         </w:rPr>
         <w:t>Docker</w:t>
       </w:r>
-      <w:proofErr w:type="spellEnd"/>
       <w:r>
         <w:rPr>
           <w:rFonts w:ascii="Times New Roman" w:eastAsia="Times New Roman" w:hAnsi="Times New Roman" w:cs="Times New Roman"/>
@@ -4560,7 +3887,6 @@
         </w:rPr>
         <w:t xml:space="preserve">Enhanced front-end behavior with </w:t>
       </w:r>
-      <w:proofErr w:type="spellStart"/>
       <w:r>
         <w:rPr>
           <w:rFonts w:ascii="Times New Roman" w:eastAsia="Times New Roman" w:hAnsi="Times New Roman" w:cs="Times New Roman"/>
@@ -4571,7 +3897,6 @@
         </w:rPr>
         <w:t>jQuery</w:t>
       </w:r>
-      <w:proofErr w:type="spellEnd"/>
       <w:r>
         <w:rPr>
           <w:rFonts w:ascii="Times New Roman" w:eastAsia="Times New Roman" w:hAnsi="Times New Roman" w:cs="Times New Roman"/>
@@ -4689,29 +4014,15 @@
         </w:rPr>
         <w:t xml:space="preserve">Helped implement simple caching and performance improvements using </w:t>
       </w:r>
-      <w:proofErr w:type="spellStart"/>
-      <w:proofErr w:type="gramStart"/>
-      <w:r>
-        <w:rPr>
-          <w:rFonts w:ascii="Times New Roman" w:eastAsia="Times New Roman" w:hAnsi="Times New Roman" w:cs="Times New Roman"/>
-          <w:b/>
-          <w:bCs/>
-          <w:sz w:val="20"/>
-          <w:szCs w:val="20"/>
-        </w:rPr>
-        <w:t>Redis</w:t>
-      </w:r>
-      <w:proofErr w:type="spellEnd"/>
-      <w:proofErr w:type="gramEnd"/>
-      <w:r>
-        <w:rPr>
-          <w:rFonts w:ascii="Times New Roman" w:eastAsia="Times New Roman" w:hAnsi="Times New Roman" w:cs="Times New Roman"/>
-          <w:b/>
-          <w:bCs/>
-          <w:sz w:val="20"/>
-          <w:szCs w:val="20"/>
-        </w:rPr>
-        <w:t xml:space="preserve"> patterns</w:t>
+      <w:r>
+        <w:rPr>
+          <w:rFonts w:ascii="Times New Roman" w:eastAsia="Times New Roman" w:hAnsi="Times New Roman" w:cs="Times New Roman"/>
+          <w:b/>
+          <w:bCs/>
+          <w:sz w:val="20"/>
+          <w:szCs w:val="20"/>
+        </w:rPr>
+        <w:t>Redis patterns</w:t>
       </w:r>
       <w:r>
         <w:rPr>
@@ -4822,7 +4133,6 @@
           <w:szCs w:val="24"/>
         </w:rPr>
       </w:pPr>
-      <w:proofErr w:type="gramStart"/>
       <w:r>
         <w:rPr>
           <w:rFonts w:ascii="Times New Roman" w:eastAsia="Times New Roman" w:hAnsi="Times New Roman" w:cs="Times New Roman"/>
@@ -4839,17 +4149,7 @@
           <w:bCs/>
           <w:szCs w:val="24"/>
         </w:rPr>
-        <w:t>’s  Degree</w:t>
-      </w:r>
-      <w:proofErr w:type="gramEnd"/>
-      <w:r>
-        <w:rPr>
-          <w:rFonts w:ascii="Times New Roman" w:eastAsia="Times New Roman" w:hAnsi="Times New Roman" w:cs="Times New Roman"/>
-          <w:b/>
-          <w:bCs/>
-          <w:szCs w:val="24"/>
-        </w:rPr>
-        <w:t xml:space="preserve"> </w:t>
+        <w:t xml:space="preserve">’s  Degree </w:t>
       </w:r>
       <w:r>
         <w:rPr>
@@ -5118,7 +4418,6 @@
         </w:rPr>
         <w:t xml:space="preserve">Backed critical workflows with </w:t>
       </w:r>
-      <w:proofErr w:type="spellStart"/>
       <w:r>
         <w:rPr>
           <w:rStyle w:val="Strong"/>
@@ -5127,7 +4426,6 @@
         </w:rPr>
         <w:t>PostgreSQL</w:t>
       </w:r>
-      <w:proofErr w:type="spellEnd"/>
       <w:r>
         <w:rPr>
           <w:sz w:val="20"/>
@@ -5135,7 +4433,6 @@
         </w:rPr>
         <w:t xml:space="preserve"> and </w:t>
       </w:r>
-      <w:proofErr w:type="spellStart"/>
       <w:r>
         <w:rPr>
           <w:rStyle w:val="Strong"/>
@@ -5144,7 +4441,6 @@
         </w:rPr>
         <w:t>Redis</w:t>
       </w:r>
-      <w:proofErr w:type="spellEnd"/>
       <w:r>
         <w:rPr>
           <w:sz w:val="20"/>
@@ -5173,7 +4469,6 @@
         </w:rPr>
         <w:t xml:space="preserve">Added </w:t>
       </w:r>
-      <w:proofErr w:type="spellStart"/>
       <w:r>
         <w:rPr>
           <w:rStyle w:val="Strong"/>
@@ -5182,7 +4477,6 @@
         </w:rPr>
         <w:t>OpenTelemetry</w:t>
       </w:r>
-      <w:proofErr w:type="spellEnd"/>
       <w:r>
         <w:rPr>
           <w:sz w:val="20"/>
@@ -5196,53 +4490,23 @@
           <w:sz w:val="20"/>
           <w:szCs w:val="20"/>
         </w:rPr>
-        <w:t>Prometheus/</w:t>
-      </w:r>
-      <w:proofErr w:type="spellStart"/>
+        <w:t>Prometheus/Grafana</w:t>
+      </w:r>
+      <w:r>
+        <w:rPr>
+          <w:sz w:val="20"/>
+          <w:szCs w:val="20"/>
+        </w:rPr>
+        <w:t xml:space="preserve"> and operational signals into </w:t>
+      </w:r>
       <w:r>
         <w:rPr>
           <w:rStyle w:val="Strong"/>
           <w:sz w:val="20"/>
           <w:szCs w:val="20"/>
         </w:rPr>
-        <w:t>Grafana</w:t>
-      </w:r>
-      <w:proofErr w:type="spellEnd"/>
-      <w:r>
-        <w:rPr>
-          <w:sz w:val="20"/>
-          <w:szCs w:val="20"/>
-        </w:rPr>
-        <w:t xml:space="preserve"> and operational signals into </w:t>
-      </w:r>
-      <w:proofErr w:type="spellStart"/>
-      <w:r>
-        <w:rPr>
-          <w:rStyle w:val="Strong"/>
-          <w:sz w:val="20"/>
-          <w:szCs w:val="20"/>
-        </w:rPr>
-        <w:t>Datadog</w:t>
-      </w:r>
-      <w:proofErr w:type="spellEnd"/>
-      <w:r>
-        <w:rPr>
-          <w:rStyle w:val="Strong"/>
-          <w:sz w:val="20"/>
-          <w:szCs w:val="20"/>
-        </w:rPr>
-        <w:t>/</w:t>
-      </w:r>
-      <w:proofErr w:type="spellStart"/>
-      <w:r>
-        <w:rPr>
-          <w:rStyle w:val="Strong"/>
-          <w:sz w:val="20"/>
-          <w:szCs w:val="20"/>
-        </w:rPr>
-        <w:t>CloudWatch</w:t>
-      </w:r>
-      <w:proofErr w:type="spellEnd"/>
+        <w:t>Datadog/CloudWatch</w:t>
+      </w:r>
       <w:r>
         <w:rPr>
           <w:sz w:val="20"/>
@@ -5289,23 +4553,7 @@
           <w:sz w:val="20"/>
           <w:szCs w:val="20"/>
         </w:rPr>
-        <w:t xml:space="preserve">Built </w:t>
-      </w:r>
-      <w:proofErr w:type="spellStart"/>
-      <w:r>
-        <w:rPr>
-          <w:sz w:val="20"/>
-          <w:szCs w:val="20"/>
-        </w:rPr>
-        <w:t>async</w:t>
-      </w:r>
-      <w:proofErr w:type="spellEnd"/>
-      <w:r>
-        <w:rPr>
-          <w:sz w:val="20"/>
-          <w:szCs w:val="20"/>
-        </w:rPr>
-        <w:t xml:space="preserve"> workers using </w:t>
+        <w:t xml:space="preserve">Built async workers using </w:t>
       </w:r>
       <w:r>
         <w:rPr>
@@ -5373,23 +4621,13 @@
         </w:rPr>
         <w:t xml:space="preserve">Implemented search indexing and retrieval with </w:t>
       </w:r>
-      <w:proofErr w:type="spellStart"/>
       <w:r>
         <w:rPr>
           <w:rStyle w:val="Strong"/>
           <w:sz w:val="20"/>
           <w:szCs w:val="20"/>
         </w:rPr>
-        <w:t>Elasticsearch</w:t>
-      </w:r>
-      <w:proofErr w:type="spellEnd"/>
-      <w:r>
-        <w:rPr>
-          <w:rStyle w:val="Strong"/>
-          <w:sz w:val="20"/>
-          <w:szCs w:val="20"/>
-        </w:rPr>
-        <w:t>/OpenSearch</w:t>
+        <w:t>Elasticsearch/OpenSearch</w:t>
       </w:r>
       <w:r>
         <w:rPr>
@@ -5434,7 +4672,6 @@
         </w:rPr>
         <w:t xml:space="preserve"> using </w:t>
       </w:r>
-      <w:proofErr w:type="spellStart"/>
       <w:r>
         <w:rPr>
           <w:rStyle w:val="Strong"/>
@@ -5443,7 +4680,6 @@
         </w:rPr>
         <w:t>Docker</w:t>
       </w:r>
-      <w:proofErr w:type="spellEnd"/>
       <w:r>
         <w:rPr>
           <w:sz w:val="20"/>
@@ -5481,7 +4717,6 @@
         </w:rPr>
         <w:t xml:space="preserve"> with </w:t>
       </w:r>
-      <w:proofErr w:type="spellStart"/>
       <w:r>
         <w:rPr>
           <w:rStyle w:val="Strong"/>
@@ -5490,7 +4725,6 @@
         </w:rPr>
         <w:t>GitOps</w:t>
       </w:r>
-      <w:proofErr w:type="spellEnd"/>
       <w:r>
         <w:rPr>
           <w:sz w:val="20"/>
@@ -5498,34 +4732,14 @@
         </w:rPr>
         <w:t xml:space="preserve">, while managing infrastructure via </w:t>
       </w:r>
-      <w:proofErr w:type="spellStart"/>
       <w:r>
         <w:rPr>
           <w:rStyle w:val="Strong"/>
           <w:sz w:val="20"/>
           <w:szCs w:val="20"/>
         </w:rPr>
-        <w:t>Terraform</w:t>
-      </w:r>
-      <w:proofErr w:type="spellEnd"/>
-      <w:r>
-        <w:rPr>
-          <w:rStyle w:val="Strong"/>
-          <w:sz w:val="20"/>
-          <w:szCs w:val="20"/>
-        </w:rPr>
-        <w:t>/</w:t>
-      </w:r>
-      <w:proofErr w:type="spellStart"/>
-      <w:r>
-        <w:rPr>
-          <w:rStyle w:val="Strong"/>
-          <w:sz w:val="20"/>
-          <w:szCs w:val="20"/>
-        </w:rPr>
-        <w:t>CloudFormation</w:t>
-      </w:r>
-      <w:proofErr w:type="spellEnd"/>
+        <w:t>Terraform/CloudFormation</w:t>
+      </w:r>
       <w:r>
         <w:rPr>
           <w:sz w:val="20"/>
@@ -5542,8 +4756,6 @@
           <w:szCs w:val="24"/>
         </w:rPr>
       </w:pPr>
-      <w:bookmarkStart w:id="0" w:name="_GoBack"/>
-      <w:bookmarkEnd w:id="0"/>
     </w:p>
     <w:sectPr>
       <w:type w:val="continuous"/>
@@ -8368,7 +7580,7 @@
 </file>
 
 <file path=customXml/itemProps1.xml><?xml version="1.0" encoding="utf-8"?>
-<ds:datastoreItem xmlns:ds="http://schemas.openxmlformats.org/officeDocument/2006/customXml" ds:itemID="{04854054-FA14-40B0-8D41-5DB7F0A2054A}">
+<ds:datastoreItem xmlns:ds="http://schemas.openxmlformats.org/officeDocument/2006/customXml" ds:itemID="{03CA1F22-19B1-40ED-9BED-8ACA5A4C037C}">
   <ds:schemaRefs>
     <ds:schemaRef ds:uri="http://schemas.openxmlformats.org/officeDocument/2006/bibliography"/>
   </ds:schemaRefs>
